--- a/共済掛金・負担金管理ブック_月次処理マニュアル.docx
+++ b/共済掛金・負担金管理ブック_月次処理マニュアル.docx
@@ -681,7 +681,7 @@
                 <w:rFonts w:ascii="Meiryo UI" w:hAnsi="Meiryo UI" w:eastAsia="Meiryo UI"/>
                 <w:sz w:val="18"/>
               </w:rPr>
-              <w:t>伝票画面を見ながら共済システムへ入力する</w:t>
+              <w:t>伝票画面を見ながら共済システムへ入力する（長期経理・短期経理の2本）</w:t>
             </w:r>
           </w:p>
         </w:tc>
@@ -5660,7 +5660,7 @@
                 <w:rFonts w:ascii="Meiryo UI" w:hAnsi="Meiryo UI" w:eastAsia="Meiryo UI"/>
                 <w:sz w:val="18"/>
               </w:rPr>
-              <w:t>①長期　②短期　③介護　④子ども・子育て（拠出金を含む）</w:t>
+              <w:t>①長期経理　②短期経理（短期・介護・子ども・子育て＋拠出金）</w:t>
             </w:r>
           </w:p>
         </w:tc>
@@ -5678,7 +5678,7 @@
                 <w:rFonts w:ascii="Meiryo UI" w:hAnsi="Meiryo UI" w:eastAsia="Meiryo UI"/>
                 <w:sz w:val="18"/>
               </w:rPr>
-              <w:t>①〜④にそれぞれの入金額</w:t>
+              <w:t>①②にそれぞれの入金額</w:t>
             </w:r>
           </w:p>
         </w:tc>
@@ -5742,7 +5742,220 @@
           <w:rFonts w:ascii="Meiryo UI" w:hAnsi="Meiryo UI" w:eastAsia="Meiryo UI"/>
           <w:b w:val="0"/>
         </w:rPr>
-        <w:t>伝票画面は、共済システムの「仕訳入力」画面と同じ並びで、伝票1枚ずつ表示します。画面を見比べながら、上から順に入力します。</w:t>
+        <w:t>伝票は、1つの団体につき次の2本を起票します。借方・貸方の勘定科目は固定で、摘要欄に団体名を入力します。</w:t>
+      </w:r>
+    </w:p>
+    <w:tbl>
+      <w:tblPr>
+        <w:tblStyle w:val="TableGrid"/>
+        <w:tblW w:type="auto" w:w="0"/>
+        <w:jc w:val="center"/>
+        <w:tblLook w:firstColumn="1" w:firstRow="1" w:lastColumn="0" w:lastRow="0" w:noHBand="0" w:noVBand="1" w:val="04A0"/>
+      </w:tblPr>
+      <w:tblGrid>
+        <w:gridCol w:w="3251"/>
+        <w:gridCol w:w="3251"/>
+        <w:gridCol w:w="3251"/>
+      </w:tblGrid>
+      <w:tr>
+        <w:tc>
+          <w:tcPr>
+            <w:tcW w:type="dxa" w:w="2608"/>
+            <w:shd w:val="clear" w:color="auto" w:fill="1F3864"/>
+          </w:tcPr>
+          <w:p>
+            <w:pPr>
+              <w:keepNext/>
+              <w:spacing w:after="20" w:line="264" w:lineRule="auto"/>
+            </w:pPr>
+            <w:r/>
+            <w:r>
+              <w:rPr>
+                <w:rFonts w:ascii="Meiryo UI" w:hAnsi="Meiryo UI" w:eastAsia="Meiryo UI"/>
+                <w:b/>
+                <w:color w:val="FFFFFF"/>
+                <w:sz w:val="18"/>
+              </w:rPr>
+              <w:t>伝票</w:t>
+            </w:r>
+          </w:p>
+        </w:tc>
+        <w:tc>
+          <w:tcPr>
+            <w:tcW w:type="dxa" w:w="5329"/>
+            <w:shd w:val="clear" w:color="auto" w:fill="1F3864"/>
+          </w:tcPr>
+          <w:p>
+            <w:pPr>
+              <w:keepNext/>
+              <w:spacing w:after="20" w:line="264" w:lineRule="auto"/>
+            </w:pPr>
+            <w:r/>
+            <w:r>
+              <w:rPr>
+                <w:rFonts w:ascii="Meiryo UI" w:hAnsi="Meiryo UI" w:eastAsia="Meiryo UI"/>
+                <w:b/>
+                <w:color w:val="FFFFFF"/>
+                <w:sz w:val="18"/>
+              </w:rPr>
+              <w:t>含まれるもの</w:t>
+            </w:r>
+          </w:p>
+        </w:tc>
+        <w:tc>
+          <w:tcPr>
+            <w:tcW w:type="dxa" w:w="1701"/>
+            <w:shd w:val="clear" w:color="auto" w:fill="1F3864"/>
+          </w:tcPr>
+          <w:p>
+            <w:pPr>
+              <w:keepNext/>
+              <w:spacing w:after="20" w:line="264" w:lineRule="auto"/>
+            </w:pPr>
+            <w:r/>
+            <w:r>
+              <w:rPr>
+                <w:rFonts w:ascii="Meiryo UI" w:hAnsi="Meiryo UI" w:eastAsia="Meiryo UI"/>
+                <w:b/>
+                <w:color w:val="FFFFFF"/>
+                <w:sz w:val="18"/>
+              </w:rPr>
+              <w:t>貸方の行数</w:t>
+            </w:r>
+          </w:p>
+        </w:tc>
+      </w:tr>
+      <w:tr>
+        <w:tc>
+          <w:tcPr>
+            <w:tcW w:type="dxa" w:w="2608"/>
+          </w:tcPr>
+          <w:p>
+            <w:pPr>
+              <w:keepNext/>
+              <w:spacing w:after="20" w:line="264" w:lineRule="auto"/>
+            </w:pPr>
+            <w:r/>
+            <w:r>
+              <w:rPr>
+                <w:rFonts w:ascii="Meiryo UI" w:hAnsi="Meiryo UI" w:eastAsia="Meiryo UI"/>
+                <w:sz w:val="18"/>
+              </w:rPr>
+              <w:t>長期経理（経理コード130）</w:t>
+            </w:r>
+          </w:p>
+        </w:tc>
+        <w:tc>
+          <w:tcPr>
+            <w:tcW w:type="dxa" w:w="5329"/>
+          </w:tcPr>
+          <w:p>
+            <w:pPr>
+              <w:keepNext/>
+              <w:spacing w:after="20" w:line="264" w:lineRule="auto"/>
+            </w:pPr>
+            <w:r/>
+            <w:r>
+              <w:rPr>
+                <w:rFonts w:ascii="Meiryo UI" w:hAnsi="Meiryo UI" w:eastAsia="Meiryo UI"/>
+                <w:sz w:val="18"/>
+              </w:rPr>
+              <w:t>厚生年金保険料、退職等年金、経過的長期</w:t>
+            </w:r>
+          </w:p>
+        </w:tc>
+        <w:tc>
+          <w:tcPr>
+            <w:tcW w:type="dxa" w:w="1701"/>
+          </w:tcPr>
+          <w:p>
+            <w:pPr>
+              <w:keepNext/>
+              <w:spacing w:after="20" w:line="264" w:lineRule="auto"/>
+            </w:pPr>
+            <w:r/>
+            <w:r>
+              <w:rPr>
+                <w:rFonts w:ascii="Meiryo UI" w:hAnsi="Meiryo UI" w:eastAsia="Meiryo UI"/>
+                <w:sz w:val="18"/>
+              </w:rPr>
+              <w:t>最大5行</w:t>
+            </w:r>
+          </w:p>
+        </w:tc>
+      </w:tr>
+      <w:tr>
+        <w:tc>
+          <w:tcPr>
+            <w:tcW w:type="dxa" w:w="2608"/>
+            <w:shd w:val="clear" w:color="auto" w:fill="F2F6FC"/>
+          </w:tcPr>
+          <w:p>
+            <w:pPr>
+              <w:spacing w:after="20" w:line="264" w:lineRule="auto"/>
+            </w:pPr>
+            <w:r/>
+            <w:r>
+              <w:rPr>
+                <w:rFonts w:ascii="Meiryo UI" w:hAnsi="Meiryo UI" w:eastAsia="Meiryo UI"/>
+                <w:sz w:val="18"/>
+              </w:rPr>
+              <w:t>短期経理</w:t>
+            </w:r>
+          </w:p>
+        </w:tc>
+        <w:tc>
+          <w:tcPr>
+            <w:tcW w:type="dxa" w:w="5329"/>
+            <w:shd w:val="clear" w:color="auto" w:fill="F2F6FC"/>
+          </w:tcPr>
+          <w:p>
+            <w:pPr>
+              <w:spacing w:after="20" w:line="264" w:lineRule="auto"/>
+            </w:pPr>
+            <w:r/>
+            <w:r>
+              <w:rPr>
+                <w:rFonts w:ascii="Meiryo UI" w:hAnsi="Meiryo UI" w:eastAsia="Meiryo UI"/>
+                <w:sz w:val="18"/>
+              </w:rPr>
+              <w:t>短期、介護納付金、子ども・子育て支援納付金（いずれも短期経理）</w:t>
+            </w:r>
+          </w:p>
+        </w:tc>
+        <w:tc>
+          <w:tcPr>
+            <w:tcW w:type="dxa" w:w="1701"/>
+            <w:shd w:val="clear" w:color="auto" w:fill="F2F6FC"/>
+          </w:tcPr>
+          <w:p>
+            <w:pPr>
+              <w:spacing w:after="20" w:line="264" w:lineRule="auto"/>
+            </w:pPr>
+            <w:r/>
+            <w:r>
+              <w:rPr>
+                <w:rFonts w:ascii="Meiryo UI" w:hAnsi="Meiryo UI" w:eastAsia="Meiryo UI"/>
+                <w:sz w:val="18"/>
+              </w:rPr>
+              <w:t>最大6行</w:t>
+            </w:r>
+          </w:p>
+        </w:tc>
+      </w:tr>
+    </w:tbl>
+    <w:p>
+      <w:pPr>
+        <w:spacing w:after="40"/>
+      </w:pPr>
+    </w:p>
+    <w:p>
+      <w:r>
+        <w:rPr>
+          <w:rFonts w:ascii="Meiryo UI" w:hAnsi="Meiryo UI" w:eastAsia="Meiryo UI"/>
+          <w:b w:val="0"/>
+        </w:rPr>
+        <w:t>伝票画面は、共済システムの「仕訳入力」画面と同じ並びで、伝票1枚ずつ表示します。画面を見比べながら、上から順に入力します。長期経理の伝票が先に、続いて短期経理の伝票が並びます。</w:t>
       </w:r>
     </w:p>
     <w:p>
@@ -5797,7 +6010,7 @@
           <w:color w:val="595959"/>
           <w:sz w:val="17"/>
         </w:rPr>
-        <w:t>図9　伝票画面（長期＝厚生年金保険経理の例）</w:t>
+        <w:t>図9　伝票画面（長期経理の例）。短期経理の伝票も同じ並びで、貸方が最大6行になります</w:t>
       </w:r>
     </w:p>
     <w:p>
@@ -5823,7 +6036,7 @@
         <w:rPr>
           <w:rFonts w:ascii="Meiryo UI" w:hAnsi="Meiryo UI" w:eastAsia="Meiryo UI"/>
         </w:rPr>
-        <w:t>②　経理コード・団体名・起票日（入金日）を、システムの「経理コード」「摘要」「起票日」へ入力する</w:t>
+        <w:t>②　経理コード・団体名・起票日（入金日）を、システムの「経理コード」「摘要」「起票日」へ入力する（摘要は団体名）</w:t>
       </w:r>
     </w:p>
     <w:p>
@@ -5896,7 +6109,7 @@
                 <w:rFonts w:ascii="Meiryo UI" w:hAnsi="Meiryo UI" w:eastAsia="Meiryo UI"/>
                 <w:sz w:val="19"/>
               </w:rPr>
-              <w:t>短期・介護・子ども・子育ての経理コードと科目コードは、まだ「設定」に入っていません。入力した行は金額だけ表示されます。分かった時点で「設定」の貸方科目に入れると、伝票画面にも表示されます。</w:t>
+              <w:t>短期経理の経理コード・借方科目と、短期・介護・子ども・子育ての貸方科目コードは、まだ「設定」に入っていません。入力した行は金額だけ表示されます。分かった時点で「設定」に入れると、伝票画面にも表示されます。</w:t>
             </w:r>
           </w:p>
         </w:tc>
